--- a/inbox/Application Aware Networking/Vol_IX_Book_02_FedAAN_Landing_Zone_Front_Door.docx
+++ b/inbox/Application Aware Networking/Vol_IX_Book_02_FedAAN_Landing_Zone_Front_Door.docx
@@ -36,7 +36,7 @@
     </w:p>
     <w:p>
       <w:pPr>
-        <w:pStyle w:val="FirstParagraph"/>
+        <w:pStyle w:val="FouoBanner"/>
       </w:pPr>
       <w:r>
         <w:t xml:space="preserve">INTERNAL — NOT FOR PUBLIC DISTRIBUTION</w:t>
@@ -53,7 +53,7 @@
     </w:p>
     <w:p>
       <w:pPr>
-        <w:pStyle w:val="FirstParagraph"/>
+        <w:pStyle w:val="CalloutWarning"/>
       </w:pPr>
       <w:r>
         <w:t xml:space="preserve">Developed by the</w:t>
@@ -91,7 +91,7 @@
     <w:bookmarkEnd w:id="9"/>
     <w:p>
       <w:pPr>
-        <w:pStyle w:val="BodyText"/>
+        <w:pStyle w:val="CalloutImportant"/>
       </w:pPr>
       <w:r>
         <w:rPr>
@@ -611,7 +611,7 @@
     </w:tbl>
     <w:p>
       <w:pPr>
-        <w:pStyle w:val="BodyText"/>
+        <w:pStyle w:val="CalloutImportant"/>
       </w:pPr>
       <w:r>
         <w:rPr>
@@ -694,7 +694,7 @@
     </w:p>
     <w:p>
       <w:pPr>
-        <w:pStyle w:val="FirstParagraph"/>
+        <w:pStyle w:val="CalloutTip"/>
       </w:pPr>
       <w:r>
         <w:t xml:space="preserve">Volume VI proves the mechanism: landing zones expressed as reviewable source close CM-2/CM-3/CM-6. This book makes the</w:t>
@@ -2268,6 +2268,128 @@
       <w:b w:val="0"/>
       <w:bCs w:val="0"/>
       <w:color w:themeColor="accent1" w:themeShade="BF" w:val="365F91"/>
+    </w:rPr>
+  </w:style>
+  <w:style w:customStyle="1" w:styleId="CalloutWarning" w:type="paragraph">
+    <w:name w:val="CalloutWarning"/>
+    <w:basedOn w:val="BodyText"/>
+    <w:pPr>
+      <w:shd w:color="auto" w:fill="FBF3E4" w:val="clear"/>
+      <w:pBdr>
+        <w:top w:color="C9D4E0" w:space="6" w:sz="4" w:val="single"/>
+        <w:left w:color="D4860B" w:space="6" w:sz="24" w:val="single"/>
+        <w:bottom w:color="C9D4E0" w:space="6" w:sz="4" w:val="single"/>
+        <w:right w:color="C9D4E0" w:space="6" w:sz="4" w:val="single"/>
+      </w:pBdr>
+      <w:spacing w:after="60" w:before="60"/>
+      <w:ind w:left="120" w:right="120"/>
+    </w:pPr>
+    <w:rPr>
+      <w:color w:val="2A2A2A"/>
+    </w:rPr>
+  </w:style>
+  <w:style w:customStyle="1" w:styleId="CalloutImportant" w:type="paragraph">
+    <w:name w:val="CalloutImportant"/>
+    <w:basedOn w:val="BodyText"/>
+    <w:pPr>
+      <w:shd w:color="auto" w:fill="EDF3F9" w:val="clear"/>
+      <w:pBdr>
+        <w:top w:color="C9D4E0" w:space="6" w:sz="4" w:val="single"/>
+        <w:left w:color="1F3A5F" w:space="6" w:sz="24" w:val="single"/>
+        <w:bottom w:color="C9D4E0" w:space="6" w:sz="4" w:val="single"/>
+        <w:right w:color="C9D4E0" w:space="6" w:sz="4" w:val="single"/>
+      </w:pBdr>
+      <w:spacing w:after="60" w:before="60"/>
+      <w:ind w:left="120" w:right="120"/>
+    </w:pPr>
+    <w:rPr>
+      <w:color w:val="2A2A2A"/>
+    </w:rPr>
+  </w:style>
+  <w:style w:customStyle="1" w:styleId="CalloutNote" w:type="paragraph">
+    <w:name w:val="CalloutNote"/>
+    <w:basedOn w:val="BodyText"/>
+    <w:pPr>
+      <w:shd w:color="auto" w:fill="F3F5F8" w:val="clear"/>
+      <w:pBdr>
+        <w:top w:color="C9D4E0" w:space="6" w:sz="4" w:val="single"/>
+        <w:left w:color="5A6B7B" w:space="6" w:sz="24" w:val="single"/>
+        <w:bottom w:color="C9D4E0" w:space="6" w:sz="4" w:val="single"/>
+        <w:right w:color="C9D4E0" w:space="6" w:sz="4" w:val="single"/>
+      </w:pBdr>
+      <w:spacing w:after="60" w:before="60"/>
+      <w:ind w:left="120" w:right="120"/>
+    </w:pPr>
+    <w:rPr>
+      <w:color w:val="2A2A2A"/>
+    </w:rPr>
+  </w:style>
+  <w:style w:customStyle="1" w:styleId="CalloutTip" w:type="paragraph">
+    <w:name w:val="CalloutTip"/>
+    <w:basedOn w:val="BodyText"/>
+    <w:pPr>
+      <w:shd w:color="auto" w:fill="E6F5F2" w:val="clear"/>
+      <w:pBdr>
+        <w:top w:color="C9D4E0" w:space="6" w:sz="4" w:val="single"/>
+        <w:left w:color="1A9E8F" w:space="6" w:sz="24" w:val="single"/>
+        <w:bottom w:color="C9D4E0" w:space="6" w:sz="4" w:val="single"/>
+        <w:right w:color="C9D4E0" w:space="6" w:sz="4" w:val="single"/>
+      </w:pBdr>
+      <w:spacing w:after="60" w:before="60"/>
+      <w:ind w:left="120" w:right="120"/>
+    </w:pPr>
+    <w:rPr>
+      <w:color w:val="2A2A2A"/>
+    </w:rPr>
+  </w:style>
+  <w:style w:customStyle="1" w:styleId="CalloutCaution" w:type="paragraph">
+    <w:name w:val="CalloutCaution"/>
+    <w:basedOn w:val="BodyText"/>
+    <w:pPr>
+      <w:shd w:color="auto" w:fill="F9EAE8" w:val="clear"/>
+      <w:pBdr>
+        <w:top w:color="C9D4E0" w:space="6" w:sz="4" w:val="single"/>
+        <w:left w:color="C0392B" w:space="6" w:sz="24" w:val="single"/>
+        <w:bottom w:color="C9D4E0" w:space="6" w:sz="4" w:val="single"/>
+        <w:right w:color="C9D4E0" w:space="6" w:sz="4" w:val="single"/>
+      </w:pBdr>
+      <w:spacing w:after="60" w:before="60"/>
+      <w:ind w:left="120" w:right="120"/>
+    </w:pPr>
+    <w:rPr>
+      <w:color w:val="2A2A2A"/>
+    </w:rPr>
+  </w:style>
+  <w:style w:customStyle="1" w:styleId="ExecSummary" w:type="paragraph">
+    <w:name w:val="ExecSummary"/>
+    <w:basedOn w:val="BodyText"/>
+    <w:pPr>
+      <w:shd w:color="auto" w:fill="EDF3F9" w:val="clear"/>
+      <w:pBdr>
+        <w:top w:color="C9D4E0" w:space="6" w:sz="4" w:val="single"/>
+        <w:left w:color="1F3A5F" w:space="6" w:sz="24" w:val="single"/>
+        <w:bottom w:color="C9D4E0" w:space="6" w:sz="4" w:val="single"/>
+        <w:right w:color="C9D4E0" w:space="6" w:sz="4" w:val="single"/>
+      </w:pBdr>
+      <w:spacing w:after="60" w:before="60"/>
+      <w:ind w:left="120" w:right="120"/>
+    </w:pPr>
+    <w:rPr>
+      <w:color w:val="2A2A2A"/>
+    </w:rPr>
+  </w:style>
+  <w:style w:customStyle="1" w:styleId="FouoBanner" w:type="paragraph">
+    <w:name w:val="FouoBanner"/>
+    <w:basedOn w:val="Normal"/>
+    <w:pPr>
+      <w:shd w:color="auto" w:fill="F9EAE8" w:val="clear"/>
+      <w:jc w:val="center"/>
+      <w:spacing w:after="60" w:before="60"/>
+      <w:ind w:left="120" w:right="120"/>
+    </w:pPr>
+    <w:rPr>
+      <w:b/>
+      <w:color w:val="C0392B"/>
     </w:rPr>
   </w:style>
   <w:style w:type="character" w:customStyle="1" w:styleId="KeywordTok">

--- a/inbox/Application Aware Networking/Vol_IX_Book_02_FedAAN_Landing_Zone_Front_Door.docx
+++ b/inbox/Application Aware Networking/Vol_IX_Book_02_FedAAN_Landing_Zone_Front_Door.docx
@@ -104,19 +104,7 @@
         <w:t xml:space="preserve"> </w:t>
       </w:r>
       <w:r>
-        <w:t xml:space="preserve">— Volume IX Book 02. The infrastructure-as-code exists (Vol VI Book 01,</w:t>
-      </w:r>
-      <w:r>
-        <w:t xml:space="preserve"> </w:t>
-      </w:r>
-      <w:r>
-        <w:rPr>
-          <w:rStyle w:val="VerbatimChar"/>
-        </w:rPr>
-        <w:t xml:space="preserve">infoblox-ddi-book/azure-alz-automation/</w:t>
-      </w:r>
-      <w:r>
-        <w:t xml:space="preserve">); what is missing is the</w:t>
+        <w:t xml:space="preserve">— Volume IX Book 02. The infrastructure-as-code exists (Vol VI Book 01); what is missing is the</w:t>
       </w:r>
       <w:r>
         <w:t xml:space="preserve"> </w:t>
@@ -203,7 +191,7 @@
         <w:pStyle w:val="BodyText"/>
       </w:pPr>
       <w:r>
-        <w:t xml:space="preserve">This book supplies that front door, reusing the exact pattern the DDI ServiceNow app already proves (</w:t>
+        <w:t xml:space="preserve">This book supplies that front door, reusing the exact pattern the DDI ServiceNow app specifies as a scoped-app kit (</w:t>
       </w:r>
       <w:r>
         <w:rPr>
@@ -245,7 +233,7 @@
           <wp:inline>
             <wp:extent cx="5334000" cy="3000375"/>
             <wp:effectExtent b="0" l="0" r="0" t="0"/>
-            <wp:docPr descr="The landing-zone provisioning loop — request, approve with separation of duties, speculative plan, apply, reconcile to IPAM/DDI" title="" id="12" name="Picture"/>
+            <wp:docPr descr="The landing-zone provisioning loop — request, approve with separation of duties, speculative plan, apply, reconcile to IPAM/DDI; the figure shows five load-bearing steps, folding the validation gate and close into Step 5 Reconcile (enumerated separately as Step 6 in the table below)" title="" id="12" name="Picture"/>
             <a:graphic>
               <a:graphicData uri="http://schemas.openxmlformats.org/drawingml/2006/picture">
                 <pic:pic>
@@ -288,7 +276,7 @@
         <w:pStyle w:val="ImageCaption"/>
       </w:pPr>
       <w:r>
-        <w:t xml:space="preserve">The landing-zone provisioning loop — request, approve with separation of duties, speculative plan, apply, reconcile to IPAM/DDI</w:t>
+        <w:t xml:space="preserve">The landing-zone provisioning loop — request, approve with separation of duties, speculative plan, apply, reconcile to IPAM/DDI; the figure shows five load-bearing steps, folding the validation gate and close into Step 5 Reconcile (enumerated separately as Step 6 in the table below)</w:t>
       </w:r>
     </w:p>
     <w:bookmarkEnd w:id="14"/>
@@ -654,7 +642,7 @@
         <w:t xml:space="preserve">infoblox-ddi-book/servicenow-app/</w:t>
       </w:r>
       <w:r>
-        <w:t xml:space="preserve">) already implements this loop for DNS-backed subnet provisioning: a catalog item fronts a Terraform module through the CPG Connector, a MID-Server gate validates, and the Service Graph Connector reconciles to the CMDB. This book</w:t>
+        <w:t xml:space="preserve">) implements this loop as a scoped-app kit for DNS-backed subnet provisioning: a catalog item fronts a Terraform module through the CPG Connector, a MID-Server gate validates, and the Service Graph Connector reconciles to the CMDB. This book</w:t>
       </w:r>
       <w:r>
         <w:t xml:space="preserve"> </w:t>
@@ -697,7 +685,7 @@
         <w:pStyle w:val="CalloutTip"/>
       </w:pPr>
       <w:r>
-        <w:t xml:space="preserve">Volume VI proves the mechanism: landing zones expressed as reviewable source close CM-2/CM-3/CM-6. This book makes the</w:t>
+        <w:t xml:space="preserve">Landing zones expressed as reviewable source close CM-2 and CM-3 — the change-control authorities this book anchors as a governed front door; CM-6 configuration settings close in Volume III’s systems-management books. This book makes the</w:t>
       </w:r>
       <w:r>
         <w:t xml:space="preserve"> </w:t>
@@ -1337,7 +1325,7 @@
         <w:pStyle w:val="FirstParagraph"/>
       </w:pPr>
       <w:r>
-        <w:t xml:space="preserve">Draft. ServiceNow, the CPG Terraform Connector, Terraform/Bicep, and Azure ALZ are deployed examples; the catalog→approve/SoD→plan→apply→reconcile→close discipline is the invariant. The figure above is authored as committed house-style SVG per ADR-093, rendered to PNG at 3× for crisp</w:t>
+        <w:t xml:space="preserve">Draft. ServiceNow, the CPG Terraform Connector, Terraform/Bicep, and Azure ALZ are buildable-kit examples; the catalog→approve/SoD→plan→apply→reconcile→close discipline is the invariant. The figure above is authored as committed house-style SVG, rendered to PNG at 3× for crisp</w:t>
       </w:r>
       <w:r>
         <w:t xml:space="preserve"> </w:t>
